--- a/Potraces_Subscription_and_Echo_Guide.docx
+++ b/Potraces_Subscription_and_Echo_Guide.docx
@@ -2793,6 +2793,98 @@
                 <w:sz w:val="20"/>
               </w:rPr>
               <w:t>tiers.ts:60,70,80,90. Off on free; on Basic+.</w:t>
+            </w:r>
+          </w:p>
+        </w:tc>
+      </w:tr>
+      <w:tr>
+        <w:tc>
+          <w:tcPr>
+            <w:tcW w:type="dxa" w:w="2448"/>
+          </w:tcPr>
+          <w:p>
+            <w:r/>
+            <w:r>
+              <w:rPr>
+                <w:b w:val="0"/>
+                <w:sz w:val="20"/>
+              </w:rPr>
+              <w:t>Payment QR codes stored (per mode — personal and business lists each)</w:t>
+            </w:r>
+          </w:p>
+        </w:tc>
+        <w:tc>
+          <w:tcPr>
+            <w:tcW w:type="dxa" w:w="1008"/>
+          </w:tcPr>
+          <w:p>
+            <w:r/>
+            <w:r>
+              <w:rPr>
+                <w:b w:val="0"/>
+                <w:sz w:val="20"/>
+              </w:rPr>
+              <w:t>2</w:t>
+            </w:r>
+          </w:p>
+        </w:tc>
+        <w:tc>
+          <w:tcPr>
+            <w:tcW w:type="dxa" w:w="1008"/>
+          </w:tcPr>
+          <w:p>
+            <w:r/>
+            <w:r>
+              <w:rPr>
+                <w:b w:val="0"/>
+                <w:sz w:val="20"/>
+              </w:rPr>
+              <w:t>4</w:t>
+            </w:r>
+          </w:p>
+        </w:tc>
+        <w:tc>
+          <w:tcPr>
+            <w:tcW w:type="dxa" w:w="1008"/>
+          </w:tcPr>
+          <w:p>
+            <w:r/>
+            <w:r>
+              <w:rPr>
+                <w:b w:val="0"/>
+                <w:sz w:val="20"/>
+              </w:rPr>
+              <w:t>Unlimited</w:t>
+            </w:r>
+          </w:p>
+        </w:tc>
+        <w:tc>
+          <w:tcPr>
+            <w:tcW w:type="dxa" w:w="1152"/>
+          </w:tcPr>
+          <w:p>
+            <w:r/>
+            <w:r>
+              <w:rPr>
+                <w:b w:val="0"/>
+                <w:sz w:val="20"/>
+              </w:rPr>
+              <w:t>Unlimited</w:t>
+            </w:r>
+          </w:p>
+        </w:tc>
+        <w:tc>
+          <w:tcPr>
+            <w:tcW w:type="dxa" w:w="2304"/>
+          </w:tcPr>
+          <w:p>
+            <w:r/>
+            <w:r>
+              <w:rPr>
+                <w:b w:val="0"/>
+                <w:sz w:val="20"/>
+              </w:rPr>
+              <w:t>tiers.ts (maxPaymentQrs). Concurrent count cap per mode, no reset. Free keeps the legacy 2, Basic 4, Pro+ unlimited per the count-feature principle. Grandfathering: only the NEXT add is blocked, existing QRs are never deleted. Gate: PaymentQrCard Add slot -&gt; paywall (paywall feature paymentQr); scan-standee add follows the same gate.</w:t>
             </w:r>
           </w:p>
         </w:tc>

--- a/Potraces_Subscription_and_Echo_Guide.docx
+++ b/Potraces_Subscription_and_Echo_Guide.docx
@@ -655,6 +655,14 @@
       </w:pPr>
       <w:r>
         <w:t>Optional once-a-day check-in greeting shown inside the chat when the echoDailyCheckin setting is on — MoneyChat.tsx:1231-1285.</w:t>
+      </w:r>
+    </w:p>
+    <w:p>
+      <w:pPr>
+        <w:pStyle w:val="ListBullet"/>
+      </w:pPr>
+      <w:r>
+        <w:t>Echo's Notebook screen (Settings &gt; Echo's Notebook) — src/screens/personal/EchoNotebook.tsx. A visible, editable render of the learning notebook (learningStore): every rule Echo learned from the user's corrections (merchant→category, person aliases, wallet preferences), with counts. Users can add their own rules manually, fix or forget any rule, and reset all. No AI call happens here — it edits the local rule tables that later feed Echo's prompt (moneyChat.ts:939 getPromptHints) and the capture paths' auto-fills.</w:t>
       </w:r>
     </w:p>
     <w:p>
@@ -754,7 +762,7 @@
           <w:color w:val="6A6A6A"/>
           <w:sz w:val="20"/>
         </w:rPr>
-        <w:t>Free users effectively can only chat with Echo from the dedicated Money Chat screen; the floating Echo button on Budget/Pulse/Savings/Subscriptions/Wallet is locked for them (askEchoPerScreen:false, tiers.ts:60) and opens the paywall. Note the metered AI cap stays finite even at Premium (1500/mo) by design — cost-metered features never go unlimited (tiers.ts:9-12,29-31). The reset is monthly for AI calls (there is no daily-chat concept); the only daily concept is the optional check-in greeting, which doesn't consume the quota.</w:t>
+        <w:t>Free users effectively can only chat with Echo from the dedicated Money Chat screen; the floating Echo button on Budget/Pulse/Savings/Subscriptions/Wallet is locked for them (askEchoPerScreen:false, tiers.ts:60) and opens the paywall. Note the metered AI cap stays finite even at Premium (1500/mo) by design — cost-metered features never go unlimited (tiers.ts:9-12,29-31). The reset is monthly for AI calls (there is no daily-chat concept); the only daily concept is the optional check-in greeting, which doesn't consume the quota. ECHO'S NOTEBOOK (added 2026-07-28): Echo's per-user 'memory' is a local learning store (src/store/learningStore.ts + learningPure.ts), NOT AI training — four capped tables (category / person-alias / wallet / type-correction, max 100 entries each, lowest-count eviction) filled from the user's own corrections in ~10 spots (receipt review, chat edits, transaction edits, quick add, notes). A rule is only trusted at count≥2, so one accident can't poison it; correcting a rule demotes it (-2) and ~2 overrides forget it, so changed habits win. Learned rules auto-fill categories in receipts/quick-add/chat and are injected into Echo's prompt (getPromptHints, moneyChat.ts:939) at zero extra AI cost. The notebook lives on the phone + the user's own cloud sync (getSyncData/applySyncedLearning); chat text is never uploaded. It is entirely FREE for every tier — no gate, no quota (no PaywallModal import in EchoNotebook.tsx); the only tier-related behavior is that the rules feed the same metered Echo chat described above.</w:t>
       </w:r>
     </w:p>
     <w:p>
@@ -4836,6 +4844,88 @@
                 <w:sz w:val="20"/>
               </w:rPr>
               <w:t>Nothing changes in this card when a limit is hit — it has no enforcement branch. The counters simply read e.g. "15/15"; no action is blocked and the paywall does not auto-open. Actual scan/AI gating lives in the feature flows elsewhere, not here. This is a status + manual-upsell surface only.</w:t>
+            </w:r>
+          </w:p>
+        </w:tc>
+      </w:tr>
+      <w:tr>
+        <w:tc>
+          <w:tcPr>
+            <w:tcW w:type="dxa" w:w="2448"/>
+            <w:shd w:val="clear" w:fill="F3F3EE"/>
+          </w:tcPr>
+          <w:p>
+            <w:r/>
+            <w:r>
+              <w:rPr>
+                <w:b w:val="0"/>
+                <w:sz w:val="20"/>
+              </w:rPr>
+              <w:t>Echo's Notebook (settings)</w:t>
+            </w:r>
+          </w:p>
+        </w:tc>
+        <w:tc>
+          <w:tcPr>
+            <w:tcW w:type="dxa" w:w="864"/>
+            <w:shd w:val="clear" w:fill="F3F3EE"/>
+          </w:tcPr>
+          <w:p>
+            <w:r/>
+            <w:r>
+              <w:rPr>
+                <w:b w:val="0"/>
+                <w:sz w:val="20"/>
+              </w:rPr>
+              <w:t>—</w:t>
+            </w:r>
+          </w:p>
+        </w:tc>
+        <w:tc>
+          <w:tcPr>
+            <w:tcW w:type="dxa" w:w="2016"/>
+            <w:shd w:val="clear" w:fill="F3F3EE"/>
+          </w:tcPr>
+          <w:p>
+            <w:r/>
+            <w:r>
+              <w:rPr>
+                <w:b w:val="0"/>
+                <w:sz w:val="20"/>
+              </w:rPr>
+              <w:t>No limit</w:t>
+            </w:r>
+          </w:p>
+        </w:tc>
+        <w:tc>
+          <w:tcPr>
+            <w:tcW w:type="dxa" w:w="1296"/>
+            <w:shd w:val="clear" w:fill="F3F3EE"/>
+          </w:tcPr>
+          <w:p>
+            <w:r/>
+            <w:r>
+              <w:rPr>
+                <w:b w:val="0"/>
+                <w:sz w:val="20"/>
+              </w:rPr>
+              <w:t>—</w:t>
+            </w:r>
+          </w:p>
+        </w:tc>
+        <w:tc>
+          <w:tcPr>
+            <w:tcW w:type="dxa" w:w="2880"/>
+            <w:shd w:val="clear" w:fill="F3F3EE"/>
+          </w:tcPr>
+          <w:p>
+            <w:r/>
+            <w:r>
+              <w:rPr>
+                <w:b w:val="0"/>
+                <w:sz w:val="20"/>
+              </w:rPr>
+              <w:t>N/A — there is no limit. All tiers can view the counter + rules, filter by type, teach custom rules (instantly trusted), edit/forget any rule, and reset the notebook.</w:t>
             </w:r>
           </w:p>
         </w:tc>
@@ -6089,6 +6179,16 @@
     <w:p>
       <w:r>
         <w:rPr>
+          <w:b w:val="0"/>
+          <w:i w:val="0"/>
+          <w:sz w:val="20"/>
+        </w:rPr>
+        <w:t>• Echo's Notebook (settings) — The visible surface of Echo's learning notebook (MAKIN_KENAL flagship): a read/edit render of learningStore's four rule tables (category / person-alias / wallet / type-correction) with per-rule counts, split into trusted (count&gt;=TRUST_COUNT) and still-learning sections. Manual 'teach a rule' writes learnCategory/learnWallet/learnPersonAlias with startCount=TRUST_COUNT (instantly trusted — no 2-correction wait); row edit = forget + re-learn; forget/reset remove rules so Echo stops using them immediately. No AI call happens on this screen — the rules it edits later feed Echo's prompt (getPromptHints, moneyChat.ts:939) and the capture paths' auto-fills at zero AI cost. Rules persist on-device + the user's own cloud sync (learningStore getSyncData/applySyncedLearning); chat text is never uploaded. Entry point: Personal Settings hub row (PersonalSettings.tsx). Reached via 'EchoNotebook' nav route registered in RootNavigator.tsx.</w:t>
+      </w:r>
+    </w:p>
+    <w:p>
+      <w:r>
+        <w:rPr>
           <w:b/>
           <w:color w:val="4F5104"/>
           <w:sz w:val="34"/>

--- a/Potraces_Subscription_and_Echo_Guide.docx
+++ b/Potraces_Subscription_and_Echo_Guide.docx
@@ -762,7 +762,7 @@
           <w:color w:val="6A6A6A"/>
           <w:sz w:val="20"/>
         </w:rPr>
-        <w:t>Free users effectively can only chat with Echo from the dedicated Money Chat screen; the floating Echo button on Budget/Pulse/Savings/Subscriptions/Wallet is locked for them (askEchoPerScreen:false, tiers.ts:60) and opens the paywall. Note the metered AI cap stays finite even at Premium (1500/mo) by design — cost-metered features never go unlimited (tiers.ts:9-12,29-31). The reset is monthly for AI calls (there is no daily-chat concept); the only daily concept is the optional check-in greeting, which doesn't consume the quota. ECHO'S NOTEBOOK (added 2026-07-28): Echo's per-user 'memory' is a local learning store (src/store/learningStore.ts + learningPure.ts), NOT AI training — four capped tables (category / person-alias / wallet / type-correction, max 100 entries each, lowest-count eviction) filled from the user's own corrections in ~10 spots (receipt review, chat edits, transaction edits, quick add, notes). A rule is only trusted at count≥2, so one accident can't poison it; correcting a rule demotes it (-2) and ~2 overrides forget it, so changed habits win. Learned rules auto-fill categories in receipts/quick-add/chat and are injected into Echo's prompt (getPromptHints, moneyChat.ts:939) at zero extra AI cost. The notebook lives on the phone + the user's own cloud sync (getSyncData/applySyncedLearning); chat text is never uploaded. It is entirely FREE for every tier — no gate, no quota (no PaywallModal import in EchoNotebook.tsx); the only tier-related behavior is that the rules feed the same metered Echo chat described above.</w:t>
+        <w:t>Free users effectively can only chat with Echo from the dedicated Money Chat screen; the floating Echo button on Budget/Pulse/Savings/Subscriptions/Wallet is locked for them (askEchoPerScreen:false, tiers.ts:60) and opens the paywall. Note the metered AI cap stays finite even at Premium (1500/mo) by design — cost-metered features never go unlimited (tiers.ts:9-12,29-31). The reset is monthly for AI calls (there is no daily-chat concept); the only daily concept is the optional check-in greeting, which doesn't consume the quota. ECHO'S NOTEBOOK (added 2026-07-28): Echo's per-user 'memory' is a local learning store (src/store/learningStore.ts + learningPure.ts), NOT AI training — four capped tables (category / person-alias / wallet / type-correction, max 100 entries each, lowest-count eviction) filled from the user's own corrections in ~10 spots (receipt review, chat edits, transaction edits, quick add, notes). A rule is only trusted at count≥2, so one accident can't poison it; correcting a rule demotes it (-2) and ~2 overrides forget it, so changed habits win. Learned rules auto-fill categories in receipts/quick-add/chat and are injected into Echo's prompt (getPromptHints, moneyChat.ts:939) at zero extra AI cost. The notebook lives on the phone + the user's own cloud sync (getSyncData/applySyncedLearning); chat text is never uploaded. It is entirely FREE for every tier — no gate, no quota (no PaywallModal import in EchoNotebook.tsx); the only tier-related behavior is that the rules feed the same metered Echo chat described above. ECHO REMEMBERS YOU (added 2026-07-28): a second, distinct layer in the SAME notebook store — durable free-text facts about the owner (goal / regular bill / worry / win / style / fact), shown under 'what echo remembers about you' alongside the learned shortcuts. Unlike the free-for-all learned rules, this memory is TIER-CAPPED (echoMemories: free 20 / basic 35 / pro 60 / premium 120 — free is deliberately generous, paid plans remember more). Facts are captured two ways: Echo auto-distills one when it learns something durable in chat (a [MEMORY] tag it emits, parsed like [ACTION], max 2/reply, source 'echo noticed'), and the owner can add/edit/pin/delete their own (source 'you told echo'). Every fact is visible and deletable; 'reset all' wipes both memories and rules. Only the short distilled fact is stored + synced (on-device + own cloud sync, never raw chat text); account-switch clears it. The capped set is injected into every Echo reply (getMemoryHints, MEMORY_PROMPT_LINES=15 pinned-first) so Echo 'never starts blank'. NO paywall modal — hitting the cap just shows an inline 'memory full — forget one or upgrade' note.</w:t>
       </w:r>
     </w:p>
     <w:p>
@@ -2247,7 +2247,7 @@
                 <w:b w:val="0"/>
                 <w:sz w:val="20"/>
               </w:rPr>
-              <w:t>Transactions sent to Echo in per-line detail (older ones collapse to monthly summaries)</w:t>
+              <w:t>Echo's memory of YOU (durable facts it keeps — goals, bills, worries, wins)</w:t>
             </w:r>
           </w:p>
         </w:tc>
@@ -2262,7 +2262,7 @@
                 <w:b w:val="0"/>
                 <w:sz w:val="20"/>
               </w:rPr>
-              <w:t>30</w:t>
+              <w:t>20</w:t>
             </w:r>
           </w:p>
         </w:tc>
@@ -2277,7 +2277,7 @@
                 <w:b w:val="0"/>
                 <w:sz w:val="20"/>
               </w:rPr>
-              <w:t>100</w:t>
+              <w:t>35</w:t>
             </w:r>
           </w:p>
         </w:tc>
@@ -2292,7 +2292,7 @@
                 <w:b w:val="0"/>
                 <w:sz w:val="20"/>
               </w:rPr>
-              <w:t>500</w:t>
+              <w:t>60</w:t>
             </w:r>
           </w:p>
         </w:tc>
@@ -2307,7 +2307,7 @@
                 <w:b w:val="0"/>
                 <w:sz w:val="20"/>
               </w:rPr>
-              <w:t>500</w:t>
+              <w:t>120</w:t>
             </w:r>
           </w:p>
         </w:tc>
@@ -2322,7 +2322,7 @@
                 <w:b w:val="0"/>
                 <w:sz w:val="20"/>
               </w:rPr>
-              <w:t>tiers.ts:58,68,78,88. 500 = full safety ceiling; Pro and Premium share it. Structural, not a periodic reset.</w:t>
+              <w:t>tiers.ts (echoMemories, added 2026-07-28). FREE and generous; paid plans remember more of your history. Facts are auto-captured by Echo (a [MEMORY] tag it emits, parsed like [ACTION]) AND manually addable, all visible/editable in Echo's Notebook ('what echo remembers about you'). Only the short distilled fact is stored + synced (personal_learning blob, on-device + own cloud sync) — never raw chat text; account-switch wipes it. Injected into every Echo reply (getMemoryHints, capped MEMORY_PROMPT_LINES=15 pinned-first). Over cap, oldest UNPINNED fact is evicted.</w:t>
             </w:r>
           </w:p>
         </w:tc>
@@ -2340,7 +2340,7 @@
                 <w:b w:val="0"/>
                 <w:sz w:val="20"/>
               </w:rPr>
-              <w:t>Export data</w:t>
+              <w:t>Transactions sent to Echo in per-line detail (older ones collapse to monthly summaries)</w:t>
             </w:r>
           </w:p>
         </w:tc>
@@ -2356,7 +2356,7 @@
                 <w:b w:val="0"/>
                 <w:sz w:val="20"/>
               </w:rPr>
-              <w:t>Yes</w:t>
+              <w:t>30</w:t>
             </w:r>
           </w:p>
         </w:tc>
@@ -2372,7 +2372,7 @@
                 <w:b w:val="0"/>
                 <w:sz w:val="20"/>
               </w:rPr>
-              <w:t>Yes</w:t>
+              <w:t>100</w:t>
             </w:r>
           </w:p>
         </w:tc>
@@ -2388,7 +2388,7 @@
                 <w:b w:val="0"/>
                 <w:sz w:val="20"/>
               </w:rPr>
-              <w:t>Yes</w:t>
+              <w:t>500</w:t>
             </w:r>
           </w:p>
         </w:tc>
@@ -2404,7 +2404,7 @@
                 <w:b w:val="0"/>
                 <w:sz w:val="20"/>
               </w:rPr>
-              <w:t>Yes</w:t>
+              <w:t>500</w:t>
             </w:r>
           </w:p>
         </w:tc>
@@ -2420,7 +2420,7 @@
                 <w:b w:val="0"/>
                 <w:sz w:val="20"/>
               </w:rPr>
-              <w:t>tiers.ts:59,69,79,89. Enabled on every tier including free.</w:t>
+              <w:t>tiers.ts:58,68,78,88. 500 = full safety ceiling; Pro and Premium share it. Structural, not a periodic reset.</w:t>
             </w:r>
           </w:p>
         </w:tc>
@@ -2437,7 +2437,7 @@
                 <w:b w:val="0"/>
                 <w:sz w:val="20"/>
               </w:rPr>
-              <w:t>Cloud backup / sync</w:t>
+              <w:t>Export data</w:t>
             </w:r>
           </w:p>
         </w:tc>
@@ -2452,7 +2452,7 @@
                 <w:b w:val="0"/>
                 <w:sz w:val="20"/>
               </w:rPr>
-              <w:t>No</w:t>
+              <w:t>Yes</w:t>
             </w:r>
           </w:p>
         </w:tc>
@@ -2512,7 +2512,7 @@
                 <w:b w:val="0"/>
                 <w:sz w:val="20"/>
               </w:rPr>
-              <w:t>tiers.ts:60,70,80,90. Off on free; on Basic+.</w:t>
+              <w:t>tiers.ts:59,69,79,89. Enabled on every tier including free.</w:t>
             </w:r>
           </w:p>
         </w:tc>
@@ -2530,7 +2530,7 @@
                 <w:b w:val="0"/>
                 <w:sz w:val="20"/>
               </w:rPr>
-              <w:t>Google Docs sync</w:t>
+              <w:t>Cloud backup / sync</w:t>
             </w:r>
           </w:p>
         </w:tc>
@@ -2562,7 +2562,7 @@
                 <w:b w:val="0"/>
                 <w:sz w:val="20"/>
               </w:rPr>
-              <w:t>No</w:t>
+              <w:t>Yes</w:t>
             </w:r>
           </w:p>
         </w:tc>
@@ -2610,7 +2610,7 @@
                 <w:b w:val="0"/>
                 <w:sz w:val="20"/>
               </w:rPr>
-              <w:t>tiers.ts:59,69,79,89. Pro+ only (off on free AND basic).</w:t>
+              <w:t>tiers.ts:60,70,80,90. Off on free; on Basic+.</w:t>
             </w:r>
           </w:p>
         </w:tc>
@@ -2627,7 +2627,7 @@
                 <w:b w:val="0"/>
                 <w:sz w:val="20"/>
               </w:rPr>
-              <w:t>Ask Echo per screen</w:t>
+              <w:t>Google Docs sync</w:t>
             </w:r>
           </w:p>
         </w:tc>
@@ -2657,13 +2657,28 @@
                 <w:b w:val="0"/>
                 <w:sz w:val="20"/>
               </w:rPr>
+              <w:t>No</w:t>
+            </w:r>
+          </w:p>
+        </w:tc>
+        <w:tc>
+          <w:tcPr>
+            <w:tcW w:type="dxa" w:w="1008"/>
+          </w:tcPr>
+          <w:p>
+            <w:r/>
+            <w:r>
+              <w:rPr>
+                <w:b w:val="0"/>
+                <w:sz w:val="20"/>
+              </w:rPr>
               <w:t>Yes</w:t>
             </w:r>
           </w:p>
         </w:tc>
         <w:tc>
           <w:tcPr>
-            <w:tcW w:type="dxa" w:w="1008"/>
+            <w:tcW w:type="dxa" w:w="1152"/>
           </w:tcPr>
           <w:p>
             <w:r/>
@@ -2678,21 +2693,6 @@
         </w:tc>
         <w:tc>
           <w:tcPr>
-            <w:tcW w:type="dxa" w:w="1152"/>
-          </w:tcPr>
-          <w:p>
-            <w:r/>
-            <w:r>
-              <w:rPr>
-                <w:b w:val="0"/>
-                <w:sz w:val="20"/>
-              </w:rPr>
-              <w:t>Yes</w:t>
-            </w:r>
-          </w:p>
-        </w:tc>
-        <w:tc>
-          <w:tcPr>
             <w:tcW w:type="dxa" w:w="2304"/>
           </w:tcPr>
           <w:p>
@@ -2702,7 +2702,7 @@
                 <w:b w:val="0"/>
                 <w:sz w:val="20"/>
               </w:rPr>
-              <w:t>tiers.ts:60,70,80,90. Off on free; on Basic+.</w:t>
+              <w:t>tiers.ts:59,69,79,89. Pro+ only (off on free AND basic).</w:t>
             </w:r>
           </w:p>
         </w:tc>
@@ -2720,7 +2720,7 @@
                 <w:b w:val="0"/>
                 <w:sz w:val="20"/>
               </w:rPr>
-              <w:t>Photo category icons</w:t>
+              <w:t>Ask Echo per screen</w:t>
             </w:r>
           </w:p>
         </w:tc>
@@ -2817,6 +2817,99 @@
                 <w:b w:val="0"/>
                 <w:sz w:val="20"/>
               </w:rPr>
+              <w:t>Photo category icons</w:t>
+            </w:r>
+          </w:p>
+        </w:tc>
+        <w:tc>
+          <w:tcPr>
+            <w:tcW w:type="dxa" w:w="1008"/>
+          </w:tcPr>
+          <w:p>
+            <w:r/>
+            <w:r>
+              <w:rPr>
+                <w:b w:val="0"/>
+                <w:sz w:val="20"/>
+              </w:rPr>
+              <w:t>No</w:t>
+            </w:r>
+          </w:p>
+        </w:tc>
+        <w:tc>
+          <w:tcPr>
+            <w:tcW w:type="dxa" w:w="1008"/>
+          </w:tcPr>
+          <w:p>
+            <w:r/>
+            <w:r>
+              <w:rPr>
+                <w:b w:val="0"/>
+                <w:sz w:val="20"/>
+              </w:rPr>
+              <w:t>Yes</w:t>
+            </w:r>
+          </w:p>
+        </w:tc>
+        <w:tc>
+          <w:tcPr>
+            <w:tcW w:type="dxa" w:w="1008"/>
+          </w:tcPr>
+          <w:p>
+            <w:r/>
+            <w:r>
+              <w:rPr>
+                <w:b w:val="0"/>
+                <w:sz w:val="20"/>
+              </w:rPr>
+              <w:t>Yes</w:t>
+            </w:r>
+          </w:p>
+        </w:tc>
+        <w:tc>
+          <w:tcPr>
+            <w:tcW w:type="dxa" w:w="1152"/>
+          </w:tcPr>
+          <w:p>
+            <w:r/>
+            <w:r>
+              <w:rPr>
+                <w:b w:val="0"/>
+                <w:sz w:val="20"/>
+              </w:rPr>
+              <w:t>Yes</w:t>
+            </w:r>
+          </w:p>
+        </w:tc>
+        <w:tc>
+          <w:tcPr>
+            <w:tcW w:type="dxa" w:w="2304"/>
+          </w:tcPr>
+          <w:p>
+            <w:r/>
+            <w:r>
+              <w:rPr>
+                <w:b w:val="0"/>
+                <w:sz w:val="20"/>
+              </w:rPr>
+              <w:t>tiers.ts:60,70,80,90. Off on free; on Basic+.</w:t>
+            </w:r>
+          </w:p>
+        </w:tc>
+      </w:tr>
+      <w:tr>
+        <w:tc>
+          <w:tcPr>
+            <w:tcW w:type="dxa" w:w="2448"/>
+            <w:shd w:val="clear" w:fill="F3F3EE"/>
+          </w:tcPr>
+          <w:p>
+            <w:r/>
+            <w:r>
+              <w:rPr>
+                <w:b w:val="0"/>
+                <w:sz w:val="20"/>
+              </w:rPr>
               <w:t>Payment QR codes stored (per mode — personal and business lists each)</w:t>
             </w:r>
           </w:p>
@@ -2824,6 +2917,7 @@
         <w:tc>
           <w:tcPr>
             <w:tcW w:type="dxa" w:w="1008"/>
+            <w:shd w:val="clear" w:fill="F3F3EE"/>
           </w:tcPr>
           <w:p>
             <w:r/>
@@ -2839,6 +2933,7 @@
         <w:tc>
           <w:tcPr>
             <w:tcW w:type="dxa" w:w="1008"/>
+            <w:shd w:val="clear" w:fill="F3F3EE"/>
           </w:tcPr>
           <w:p>
             <w:r/>
@@ -2854,6 +2949,7 @@
         <w:tc>
           <w:tcPr>
             <w:tcW w:type="dxa" w:w="1008"/>
+            <w:shd w:val="clear" w:fill="F3F3EE"/>
           </w:tcPr>
           <w:p>
             <w:r/>
@@ -2869,6 +2965,7 @@
         <w:tc>
           <w:tcPr>
             <w:tcW w:type="dxa" w:w="1152"/>
+            <w:shd w:val="clear" w:fill="F3F3EE"/>
           </w:tcPr>
           <w:p>
             <w:r/>
@@ -2884,6 +2981,7 @@
         <w:tc>
           <w:tcPr>
             <w:tcW w:type="dxa" w:w="2304"/>
+            <w:shd w:val="clear" w:fill="F3F3EE"/>
           </w:tcPr>
           <w:p>
             <w:r/>

--- a/Potraces_Subscription_and_Echo_Guide.docx
+++ b/Potraces_Subscription_and_Echo_Guide.docx
@@ -286,7 +286,7 @@
                 <w:b w:val="0"/>
                 <w:sz w:val="20"/>
               </w:rPr>
-              <w:t>The capped baseline: tight count caps (7 wallets, 5 budgets, 3 savings/goals/shared-subs) and low metered use (15 scans/mo, 30 AI calls/mo, 50 saved chat bubbles that lock when exceeded); no cloud backup, no Ask-Echo-per-screen, no Google Docs sync.</w:t>
+              <w:t>The capped baseline: tight count caps (7 wallets, 5 budgets, 3 savings/goals/shared-subs) and low metered use (15 scans/mo, 30 AI calls/mo, 50 saved chat bubbles that lock when exceeded); no cloud backup, no Ask-Echo-per-screen.</w:t>
             </w:r>
           </w:p>
         </w:tc>
@@ -476,7 +476,7 @@
                 <w:b w:val="0"/>
                 <w:sz w:val="20"/>
               </w:rPr>
-              <w:t>For power users: all COUNT features go unlimited (wallets/budgets/savings/goals/shared-subs/playbooks) plus Google Docs sync and unlimited Collectz sessions; metered use raised to 150 scans/mo &amp; 800 AI/mo; roadmap adds remove-branding, store templates, AI preview.</w:t>
+              <w:t>For power users: all COUNT features go unlimited (wallets/budgets/savings/goals/shared-subs/playbooks) plus unlimited Collectz sessions; metered use raised to 150 scans/mo &amp; 800 AI/mo; roadmap adds Google Docs sync, remove-branding, store templates, AI preview.</w:t>
             </w:r>
           </w:p>
         </w:tc>
@@ -2702,7 +2702,7 @@
                 <w:b w:val="0"/>
                 <w:sz w:val="20"/>
               </w:rPr>
-              <w:t>tiers.ts:59,69,79,89. Pro+ only (off on free AND basic).</w:t>
+              <w:t>tiers.ts:59,69,79,89 flag Pro+ only, but the feature is UNBUILT — no sync code exists, and it was pulled from the paywall on 2026-07-29 (App Store 2.1: no advertising unbuilt features). Planned for a later update.</w:t>
             </w:r>
           </w:p>
         </w:tc>

--- a/Potraces_Subscription_and_Echo_Guide.docx
+++ b/Potraces_Subscription_and_Echo_Guide.docx
@@ -286,7 +286,7 @@
                 <w:b w:val="0"/>
                 <w:sz w:val="20"/>
               </w:rPr>
-              <w:t>The capped baseline: tight count caps (7 wallets, 5 budgets, 3 savings/goals/shared-subs) and low metered use (15 scans/mo, 30 AI calls/mo, 50 saved chat bubbles that lock when exceeded); no cloud backup, no Ask-Echo-per-screen.</w:t>
+              <w:t>The capped baseline: tight count caps (7 wallets, 6 budgets, 3 savings/goals/shared-subs) and low metered use (15 scans/mo, 30 AI calls/mo, 50 saved chat bubbles that lock when exceeded); no cloud backup, no Ask-Echo-per-screen.</w:t>
             </w:r>
           </w:p>
         </w:tc>
@@ -609,7 +609,7 @@
           <w:i w:val="0"/>
           <w:sz w:val="22"/>
         </w:rPr>
-        <w:t>Echo is Potraces's built-in AI assistant — a Gemini-powered chat "friend" that can see all the user's financial data (spending, wallets, debts, goals, subscriptions, playbooks, savings) and answer money questions in a calm, non-judgmental, Malaysian tone. It can also PREPARE money entries (expenses, income, debts, splits, transfers, etc.) as tap-to-confirm chips, but it never saves anything itself — the owner must tap to confirm. Source: src/services/moneyChat.ts:1-7 (module header "Echo — Gemini-powered conversational AI"), :38-39 (system prompt "You are Echo, the AI inside Potraces"), :66-74 (confirmation model — Echo cannot save/edit/delete on its own).</w:t>
+        <w:t>Echo is Potraces's built-in AI assistant — a Gemini-powered chat "friend" that can see all the user's financial data (spending, wallets, debts, goals, subscriptions, playbooks, savings) and answer money questions in a calm, non-judgmental, Malaysian tone. It can also PREPARE money entries (expenses, income, debts, splits, transfers, etc.) as tap-to-confirm chips, but it never saves anything itself — the owner must tap to confirm. Source: src/services/moneyChat.ts:1-7 (module header "Echo — Gemini-powered conversational AI"), :38-39 (system prompt "You are Echo, the AI inside Potraces"), :66-74 (confirmation model — Echo cannot save/edit/delete on its own). Echo can also ANSWER with rich data CARDS — a visual card showing the exact figures for a money question (spending, wallet balance, bills, subscriptions, debts, goals, savings, budgets, net worth, biggest spends, top merchants, and more). The AI only chooses WHICH card fits the question; the app fills every number from the user's own data (never the AI), so the figures are always accurate — this is free on ALL tiers, not gated. Source: src/services/echoCards/* (parse/builders/select/fillCards) + src/components/common/EchoCardView.tsx, attached in MoneyChat.tsx processResponse.</w:t>
       </w:r>
     </w:p>
     <w:p>
@@ -1406,7 +1406,7 @@
                 <w:b w:val="0"/>
                 <w:sz w:val="20"/>
               </w:rPr>
-              <w:t>5</w:t>
+              <w:t>6</w:t>
             </w:r>
           </w:p>
         </w:tc>
@@ -1470,7 +1470,7 @@
                 <w:b w:val="0"/>
                 <w:sz w:val="20"/>
               </w:rPr>
-              <w:t>tiers.ts:54,64,74,84. Concurrent count cap, no reset.</w:t>
+              <w:t>tiers.ts:62,75,88,101. Concurrent count cap, no reset. Free bumped 5→6 on 2026-07-29 so the echo-plan's default categories land before the paywall.</w:t>
             </w:r>
           </w:p>
         </w:tc>
@@ -3654,7 +3654,7 @@
                 <w:b w:val="0"/>
                 <w:sz w:val="20"/>
               </w:rPr>
-              <w:t>5 budgets on the free tier (src/constants/tiers.ts:54 maxBudgets: 5). Basic = 10, Pro/Premium = unlimited. Free tier also has askEchoPerScreen: false (tiers.ts:60), so the per-screen Ask-Echo button is gated for free users.</w:t>
+              <w:t>6 budgets on the free tier (src/constants/tiers.ts:62 maxBudgets: 6). Basic = 10, Pro/Premium = unlimited. Free tier also has askEchoPerScreen: false (tiers.ts:60), so the per-screen Ask-Echo button is gated for free users.</w:t>
             </w:r>
           </w:p>
         </w:tc>
@@ -5359,7 +5359,7 @@
           <w:i w:val="0"/>
           <w:sz w:val="20"/>
         </w:rPr>
-        <w:t>• Free limit: 5 budgets on the free tier (src/constants/tiers.ts:54 maxBudgets: 5). Basic = 10, Pro/Premium = unlimited. Free tier also has askEchoPerScreen: false (tiers.ts:60), so the per-screen Ask-Echo button is gated for free users.</w:t>
+        <w:t>• Free limit: 6 budgets on the free tier (src/constants/tiers.ts:62 maxBudgets: 6). Basic = 10, Pro/Premium = unlimited. Free tier also has askEchoPerScreen: false (tiers.ts:60), so the per-screen Ask-Echo button is gated for free users.</w:t>
       </w:r>
     </w:p>
     <w:p>
@@ -5369,7 +5369,7 @@
           <w:i w:val="0"/>
           <w:sz w:val="20"/>
         </w:rPr>
-        <w:t>• Paywall appears when: On tapping the add-budget action once at/over the cap (5 budgets free); separately on tapping the header Echo zap button on the free tier.</w:t>
+        <w:t>• Paywall appears when: On tapping the add-budget action once at/over the cap (6 budgets free); separately on tapping the header Echo zap button on the free tier.</w:t>
       </w:r>
     </w:p>
     <w:p>
@@ -8203,7 +8203,7 @@
           <w:i w:val="0"/>
           <w:sz w:val="20"/>
         </w:rPr>
-        <w:t>Free tier caps: 7 wallets, 5 budgets, 3 savings accounts, 3 goals, 3 shared subscriptions, 15 receipt scans/month, 30 AI chat calls/month, and NO cloud backup, NO 'Ask Echo' AI on screens, NO photo category icons (src/constants/tiers.ts:52-61). The scan and AI monthly counters reset at the start of each calendar month (src/store/premiumStore.ts:57-89).</w:t>
+        <w:t>Free tier caps: 7 wallets, 6 budgets, 3 savings accounts, 3 goals, 3 shared subscriptions, 15 receipt scans/month, 30 AI chat calls/month, and NO cloud backup, NO 'Ask Echo' AI on screens, NO photo category icons (src/constants/tiers.ts:60-71). The scan and AI monthly counters reset at the start of each calendar month (src/store/premiumStore.ts:57-89).</w:t>
       </w:r>
     </w:p>
     <w:p>

--- a/Potraces_Subscription_and_Echo_Guide.docx
+++ b/Potraces_Subscription_and_Echo_Guide.docx
@@ -77,7 +77,7 @@
           <w:i w:val="0"/>
           <w:sz w:val="22"/>
         </w:rPr>
-        <w:t>Pricing source of truth is the TIERS array in PaywallModal.tsx:139-161 (comment: prices mirror docs/MONETIZATION_AND_PRICING.md; every struck 'was' is a real 12x monthly price to keep the discount honest). TIER_LIMITS in tiers.ts:51-92 defines four tiers — free, basic, pro, premium — but only basic/pro/premium are sold in the paywall; 'free' has no price in code and is the un-purchasable baseline. Basic has NO yearly plan (yearly.bill = 'monthly only', PaywallModal.tsx:144), so its yearly per-month equals the monthly RM7.99. Discount pills come straight from the code: Pro -28% (PaywallModal.tsx:151), Premium -33% (PaywallModal.tsx:158); Basic and Free have no discount. Per-month equivalents verified: Pro RM120/12 = RM10/mo, Premium RM200/12 = RM16.67/mo. STORE_TIER (PaywallModal.tsx:164) maps the 'prem' card id to the 'premium' store entitlement. All prices in RM (Malaysian Ringgit). No prices were invented — Free's absence of a price reflects the code.</w:t>
+        <w:t>Pricing source of truth is the TIERS array in PaywallModal.tsx:142-164 (comment: prices mirror docs/MONETIZATION_AND_PRICING.md; every struck 'was' is a real 12x monthly price to keep the discount honest). Prices re-locked 2026-08-05 (monthly) and 2026-08-06 (yearly): Basic RM3.99/mo, Pro RM9.99/mo or RM86/yr, Premium RM20/mo or RM160/yr; yearly keeps the legacy discount rates. TIER_LIMITS in tiers.ts:51-92 defines four tiers — free, basic, pro, premium — but only basic/pro/premium are sold in the paywall; 'free' has no price in code and is the un-purchasable baseline. Basic has NO yearly plan (yearly.bill = 'monthly only', PaywallModal.tsx:147), so its yearly per-month equals the monthly RM3.99. Discount pills come straight from the code: Pro -28% (PaywallModal.tsx:154), Premium -33% (PaywallModal.tsx:161); Basic and Free have no discount. Per-month equivalents verified: Pro RM86/12 = RM7.17/mo (RM7.166 rounded in the UI string), Premium RM160/12 = RM13.33/mo. STORE_TIER (PaywallModal.tsx:167) maps the 'prem' card id to the 'premium' store entitlement. All prices in RM (Malaysian Ringgit). No prices were invented — Free's absence of a price reflects the code.</w:t>
       </w:r>
     </w:p>
     <w:tbl>
@@ -320,7 +320,7 @@
                 <w:b w:val="0"/>
                 <w:sz w:val="20"/>
               </w:rPr>
-              <w:t>RM7.99/mo</w:t>
+              <w:t>RM3.99/mo</w:t>
             </w:r>
           </w:p>
         </w:tc>
@@ -336,7 +336,7 @@
                 <w:b w:val="0"/>
                 <w:sz w:val="20"/>
               </w:rPr>
-              <w:t>monthly only (no annual plan) — RM7.99/mo</w:t>
+              <w:t>monthly only (no annual plan) — RM3.99/mo</w:t>
             </w:r>
           </w:p>
         </w:tc>
@@ -352,7 +352,7 @@
                 <w:b w:val="0"/>
                 <w:sz w:val="20"/>
               </w:rPr>
-              <w:t>RM7.99 (monthly only; yearly = same as monthly)</w:t>
+              <w:t>RM3.99 (monthly only; yearly = same as monthly)</w:t>
             </w:r>
           </w:p>
         </w:tc>
@@ -416,7 +416,7 @@
                 <w:b w:val="0"/>
                 <w:sz w:val="20"/>
               </w:rPr>
-              <w:t>RM14/mo</w:t>
+              <w:t>RM9.99/mo</w:t>
             </w:r>
           </w:p>
         </w:tc>
@@ -431,7 +431,7 @@
                 <w:b w:val="0"/>
                 <w:sz w:val="20"/>
               </w:rPr>
-              <w:t>RM120/yr (was RM14/mo i.e. RM168/yr struck through)</w:t>
+              <w:t>RM86/yr (was RM9.99/mo i.e. RM119.88/yr struck through)</w:t>
             </w:r>
           </w:p>
         </w:tc>
@@ -446,7 +446,7 @@
                 <w:b w:val="0"/>
                 <w:sz w:val="20"/>
               </w:rPr>
-              <w:t>RM10/mo</w:t>
+              <w:t>RM7.17/mo</w:t>
             </w:r>
           </w:p>
         </w:tc>
@@ -510,7 +510,7 @@
                 <w:b w:val="0"/>
                 <w:sz w:val="20"/>
               </w:rPr>
-              <w:t>RM25/mo</w:t>
+              <w:t>RM20/mo</w:t>
             </w:r>
           </w:p>
         </w:tc>
@@ -526,7 +526,7 @@
                 <w:b w:val="0"/>
                 <w:sz w:val="20"/>
               </w:rPr>
-              <w:t>RM200/yr (was RM25/mo i.e. RM300/yr struck through)</w:t>
+              <w:t>RM160/yr (was RM20/mo i.e. RM240/yr struck through)</w:t>
             </w:r>
           </w:p>
         </w:tc>
@@ -542,7 +542,7 @@
                 <w:b w:val="0"/>
                 <w:sz w:val="20"/>
               </w:rPr>
-              <w:t>RM16.67/mo</w:t>
+              <w:t>RM13.33/mo</w:t>
             </w:r>
           </w:p>
         </w:tc>
@@ -589,7 +589,7 @@
           <w:color w:val="6A6A6A"/>
           <w:sz w:val="16"/>
         </w:rPr>
-        <w:t>Source: c:\ZAFRAN FOLDER\PROJECT\POTRACES\Potraces\src\components\common\PaywallModal.tsx:139-161 (TIERS array — exact monthly/yearly prices, was-prices, bill strings, discount pills); c:\ZAFRAN FOLDER\PROJECT\POTRACES\Potraces\src\components\common\PaywallModal.tsx:143-146 (Basic RM7.99/mo, yearly 'monthly only'); c:\ZAFRAN FOLDER\PROJECT\POTRACES\Potraces\src\components\common\PaywallModal.tsx:147-153 (Pro RM14/mo, yearly RM10/mo = RM120/yr, -28%); c:\ZAFRAN FOLDER\PROJECT\POTRACES\Potraces\src\components\common\PaywallModal.tsx:154-160 (Premium RM25/mo, yearly RM16.67/mo = RM200/yr, -33%); c:\ZAFRAN FOLDER\PROJECT\POTRACES\Potraces\src\components\common\PaywallModal.tsx:320-321 (Basic is the pushed hero / pre-selected BEST VALUE); c:\ZAFRAN FOLDER\PROJECT\POTRACES\Potraces\src\components\common\PaywallModal.tsx:163-164 (STORE_TIER: prem card -&gt; premium entitlement)</w:t>
+        <w:t>Source: c:\ZAFRAN FOLDER\PROJECT\POTRACES\Potraces\src\components\common\PaywallModal.tsx:139-161 (TIERS array — exact monthly/yearly prices, was-prices, bill strings, discount pills); c:\ZAFRAN FOLDER\PROJECT\POTRACES\Potraces\src\components\common\PaywallModal.tsx:143-148 (Basic RM3.99/mo, yearly 'monthly only'); c:\ZAFRAN FOLDER\PROJECT\POTRACES\Potraces\src\components\common\PaywallModal.tsx:150-155 (Pro RM9.99/mo, yearly RM7.17/mo = RM86/yr, -28%); c:\ZAFRAN FOLDER\PROJECT\POTRACES\Potraces\src\components\common\PaywallModal.tsx:157-162 (Premium RM20/mo, yearly RM13.33/mo = RM160/yr, -33%); c:\ZAFRAN FOLDER\PROJECT\POTRACES\Potraces\src\components\common\PaywallModal.tsx:320-321 (Basic is the pushed hero / pre-selected BEST VALUE); c:\ZAFRAN FOLDER\PROJECT\POTRACES\Potraces\src\components\common\PaywallModal.tsx:163-164 (STORE_TIER: prem card -&gt; premium entitlement)</w:t>
       </w:r>
     </w:p>
     <w:p>
@@ -5024,6 +5024,83 @@
                 <w:sz w:val="20"/>
               </w:rPr>
               <w:t>N/A — there is no limit. All tiers can view the counter + rules, filter by type, teach custom rules (instantly trusted), edit/forget any rule, and reset the notebook.</w:t>
+            </w:r>
+          </w:p>
+        </w:tc>
+      </w:tr>
+      <w:tr>
+        <w:tc>
+          <w:tcPr>
+            <w:tcW w:type="dxa" w:w="2448"/>
+          </w:tcPr>
+          <w:p>
+            <w:r/>
+            <w:r>
+              <w:rPr>
+                <w:b w:val="0"/>
+                <w:sz w:val="20"/>
+              </w:rPr>
+              <w:t>Earn Pro hub (Invite · Share · Redeem)</w:t>
+            </w:r>
+          </w:p>
+        </w:tc>
+        <w:tc>
+          <w:tcPr>
+            <w:tcW w:type="dxa" w:w="864"/>
+          </w:tcPr>
+          <w:p>
+            <w:r/>
+            <w:r>
+              <w:rPr>
+                <w:b w:val="0"/>
+                <w:sz w:val="20"/>
+              </w:rPr>
+              <w:t>—</w:t>
+            </w:r>
+          </w:p>
+        </w:tc>
+        <w:tc>
+          <w:tcPr>
+            <w:tcW w:type="dxa" w:w="2016"/>
+          </w:tcPr>
+          <w:p>
+            <w:r/>
+            <w:r>
+              <w:rPr>
+                <w:b w:val="0"/>
+                <w:sz w:val="20"/>
+              </w:rPr>
+              <w:t>No limit</w:t>
+            </w:r>
+          </w:p>
+        </w:tc>
+        <w:tc>
+          <w:tcPr>
+            <w:tcW w:type="dxa" w:w="1296"/>
+          </w:tcPr>
+          <w:p>
+            <w:r/>
+            <w:r>
+              <w:rPr>
+                <w:b w:val="0"/>
+                <w:sz w:val="20"/>
+              </w:rPr>
+              <w:t>—</w:t>
+            </w:r>
+          </w:p>
+        </w:tc>
+        <w:tc>
+          <w:tcPr>
+            <w:tcW w:type="dxa" w:w="2880"/>
+          </w:tcPr>
+          <w:p>
+            <w:r/>
+            <w:r>
+              <w:rPr>
+                <w:b w:val="0"/>
+                <w:sz w:val="20"/>
+              </w:rPr>
+              <w:t>Submitting a 13th share post inside 365 days is refused with a friendly 'yearly limit reached' message (share_reward_cap_per_year); existing grants are untouched.</w:t>
             </w:r>
           </w:p>
         </w:tc>
@@ -6287,6 +6364,16 @@
     <w:p>
       <w:r>
         <w:rPr>
+          <w:b w:val="0"/>
+          <w:i w:val="0"/>
+          <w:sz w:val="20"/>
+        </w:rPr>
+        <w:t>• Earn Pro hub (Invite · Share · Redeem) — One screen replacing the old InviteFriends and RedeemCode stack screens (2026-08-06): segmented Neu pills Invite · Share · Redeem; the legacy route names redirect here via initialParams. Invite = referral hub (code/copy/share/progress/friend-code, referral_progress RPC). Redeem = gift codes (redeem_code RPC) + the clipboard POTRACES-REF token read, which still fires only on the Redeem tab so the iOS paste prompt appears only on a referral surface. Share = Share &amp; Earn Pro: the user posts about the app WITH a screenshot on Instagram / 小红书 (RED) / Reddit / Facebook / X / Threads, pastes the post URL (+ optional proof screenshot, share-reward-proofs bucket), and the team manually reviews it in the admin Rewards tab — 30+ likes → 30d Pro, 100+ likes → 365d Pro, viral → 3650d Pro ('forever'; 3650 is the ledger's max grant length, days&lt;=3700). Approval grants through the SAME entitlement ledger as redeem/referral (grant_premium, source='share_reward'), so it stacks sequentially and pops the same floating RewardModal on the user's next launch. Abuse controls: DB-unique normalized post URL (one grant per post, globally), 12 share grants/user/rolling-365d (separate from the referral cap), ≥7-day account age, human rejection of bought likes / edited screenshots. Backend: migration 20260806110000_share_reward_submissions.sql, share-reward-submit edge function, admin_review_share_reward RPC; rules source of truth src/utils/shareRewardRules.ts (48-check tsx test).</w:t>
+      </w:r>
+    </w:p>
+    <w:p>
+      <w:r>
+        <w:rPr>
           <w:b/>
           <w:color w:val="4F5104"/>
           <w:sz w:val="34"/>
@@ -6301,7 +6388,7 @@
           <w:i w:val="0"/>
           <w:sz w:val="22"/>
         </w:rPr>
-        <w:t>The monetization plan (docs/MONETIZATION_AND_PRICING.md, "FEATURE-GATING LOCKED 2026-07-18") defines a 4-tier model (free / Basic RM7.99 / Pro RM14 / Premium RM25) with two gate families: COUNT caps that go unlimited at Pro+ (wallets, wallets-per-type, budgets, savings, goals, shared subs) and COST-METERED caps that stay finite even at Premium (Echo AI calls/mo, receipt scans/mo, statement/CSV imports/mo), plus three capability gates off on free (Ask-Echo-per-screen, cloud backup, photo category icons) and a business/storefront + Premium-payments layer. Implementation status: the personal count caps and the Echo/scan/photo/backup/Ask-Echo gates are all BUILT and wired to src/constants/tiers.ts (TIER_LIMITS), matching the plan numbers. NOT built to plan: the statement/CSV import ladder (only a flat server-side free cap exists, no paid ladder, no client paywall), all seller/storefront paid perks (badge removal, templates, analytics, AI business insights — paywall copy only or unbuilt), the Premium payment tools (Tap-to-Pay, QR-accept — acknowledged future), and the planned invisible voice/STT minute metering. Meta-gap: no tier actually charges — RevenueCat is scaffolded but dormant (local flag flip). Code also ships two limits NOT in the pricing doc (chatSavedBubbles history lock; Collectz/Playbooks caps).</w:t>
+        <w:t>The monetization plan (docs/MONETIZATION_AND_PRICING.md, "FEATURE-GATING LOCKED 2026-07-18") defines a 4-tier model (free / Basic RM3.99 / Pro RM9.99 / Premium RM20) with two gate families: COUNT caps that go unlimited at Pro+ (wallets, wallets-per-type, budgets, savings, goals, shared subs) and COST-METERED caps that stay finite even at Premium (Echo AI calls/mo, receipt scans/mo, statement/CSV imports/mo), plus three capability gates off on free (Ask-Echo-per-screen, cloud backup, photo category icons) and a business/storefront + Premium-payments layer. Implementation status: the personal count caps and the Echo/scan/photo/backup/Ask-Echo gates are all BUILT and wired to src/constants/tiers.ts (TIER_LIMITS), matching the plan numbers. NOT built to plan: the statement/CSV import ladder (only a flat server-side free cap exists, no paid ladder, no client paywall), all seller/storefront paid perks (badge removal, templates, analytics, AI business insights — paywall copy only or unbuilt), the Premium payment tools (Tap-to-Pay, QR-accept — acknowledged future), and the planned invisible voice/STT minute metering. Meta-gap: no tier actually charges — RevenueCat is scaffolded but dormant (local flag flip). Code also ships two limits NOT in the pricing doc (chatSavedBubbles history lock; Collectz/Playbooks caps).</w:t>
       </w:r>
     </w:p>
     <w:tbl>
@@ -6478,7 +6565,7 @@
                 <w:b w:val="0"/>
                 <w:sz w:val="20"/>
               </w:rPr>
-              <w:t>Pro (RM14) and Premium can remove the storefront badge; free/Basic keep it — a concrete Pro upgrade reason</w:t>
+              <w:t>Pro (RM9.99) and Premium can remove the storefront badge; free/Basic keep it — a concrete Pro upgrade reason</w:t>
             </w:r>
           </w:p>
         </w:tc>
@@ -6734,7 +6821,7 @@
                 <w:b w:val="0"/>
                 <w:sz w:val="20"/>
               </w:rPr>
-              <w:t>Premium-only payment infrastructure — the RM25 anchor</w:t>
+              <w:t>Premium-only payment infrastructure — the RM20 anchor</w:t>
             </w:r>
           </w:p>
         </w:tc>
@@ -8043,7 +8130,7 @@
           <w:i w:val="0"/>
           <w:sz w:val="20"/>
         </w:rPr>
-        <w:t>Three paid tiers (all in Malaysian Ringgit): Basic RM7.99/mo (monthly only), Pro RM14/mo or RM120/yr (works out to ~RM10/mo, badged −28%), Premium RM25/mo or RM200/yr (~RM16.67/mo, badged −33%) — src/components/common/PaywallModal.tsx:139-161. Basic is the deliberately-pushed 'hero': pre-selected and tagged BEST VALUE (PaywallModal.tsx:319-321, 455-459).</w:t>
+        <w:t>Three paid tiers (all in Malaysian Ringgit): Basic RM3.99/mo (monthly only), Pro RM9.99/mo or RM86/yr (works out to ~RM7.17/mo, badged −28%), Premium RM20/mo or RM160/yr (~RM13.33/mo, badged −33%) — src/components/common/PaywallModal.tsx:142-164. Basic is the deliberately-pushed 'hero': pre-selected and tagged BEST VALUE (PaywallModal.tsx:326-328, 455-459).</w:t>
       </w:r>
     </w:p>
     <w:p>
@@ -8063,7 +8150,7 @@
           <w:i w:val="0"/>
           <w:sz w:val="20"/>
         </w:rPr>
-        <w:t>A monthly/yearly toggle sits at the top of the plan cards (src/components/common/PaywallModal.tsx:447-453). Important quirk: Basic has NO yearly option — it's monthly-only, and picking 'yearly' still shows it at RM7.99/mo (src/components/common/PaywallModal.tsx:144, src/services/billingMap.ts:18-22). Only Pro and Premium have a real yearly discount. Monthly is shown first on purpose, so the RM7.99→RM14 gap stays visible and yearly Pro (~RM10/mo) doesn't undercut Basic (PaywallModal.tsx:319-320).</w:t>
+        <w:t>A monthly/yearly toggle sits at the top of the plan cards (src/components/common/PaywallModal.tsx:447-453). Important quirk: Basic has NO yearly option — it's monthly-only, and picking 'yearly' still shows it at RM3.99/mo (src/components/common/PaywallModal.tsx:147, src/services/billingMap.ts:18-22). Only Pro and Premium have a real yearly discount. Monthly is shown first on purpose, so the RM3.99→RM9.99 gap stays visible and yearly Pro (~RM7.17/mo) doesn't undercut Basic (PaywallModal.tsx:326-327).</w:t>
       </w:r>
     </w:p>
     <w:p>
@@ -8083,7 +8170,7 @@
           <w:i w:val="0"/>
           <w:sz w:val="20"/>
         </w:rPr>
-        <w:t>Every struck-through 'was' price on the yearly cards is a real 12× the monthly price, so the '−28%'/'−33%' savings badges aren't inflated (comment at src/components/common/PaywallModal.tsx:116-117; e.g. Pro yearly shows was RM14 → RM10, PaywallModal.tsx:151).</w:t>
+        <w:t>Every struck-through 'was' price on the yearly cards is a real 12× the monthly price, so the '−28%'/'−33%' savings badges aren't inflated (comment at src/components/common/PaywallModal.tsx:118-119; e.g. Pro yearly shows was RM9.99 → RM7.17, PaywallModal.tsx:154).</w:t>
       </w:r>
     </w:p>
     <w:p>
@@ -8244,6 +8331,26 @@
           <w:sz w:val="20"/>
         </w:rPr>
         <w:t>When billing is turned on, the app listens to RevenueCat and keeps the customer's tier matched to their true, current entitlement across renewals, expiries, refunds, and other devices — no manual reconciliation needed (src/services/billing.ts:34-52). If a refund or expiry happens, the app downgrades them automatically.</w:t>
+      </w:r>
+    </w:p>
+    <w:p>
+      <w:r>
+        <w:rPr>
+          <w:b/>
+          <w:i w:val="0"/>
+          <w:sz w:val="22"/>
+        </w:rPr>
+        <w:t>Ways to earn Pro for free (Earn Pro hub)</w:t>
+      </w:r>
+    </w:p>
+    <w:p>
+      <w:r>
+        <w:rPr>
+          <w:b w:val="0"/>
+          <w:i w:val="0"/>
+          <w:sz w:val="20"/>
+        </w:rPr>
+        <w:t>EN: You can earn Pro for free in Settings → Earn Pro: invite friends (every 3 friends who settle in earns you 30 days), redeem gift codes from the team, or post about Potraces with a screenshot on Instagram, 小红书 (RED), Reddit, Facebook, X or Threads — 30+ likes earns 1 month of Pro, 100+ likes earns 1 year, and a viral post earns Pro forever. Every share post is reviewed by our team; one reward per post, up to 12 share rewards per year. BM: Anda juga boleh mendapatkan Pro secara percuma di Tetapan → Earn Pro: jemput kawan (setiap 3 kawan yang settle, anda dapat 30 hari), tebus kod hadiah daripada pasukan kami, atau posting tentang Potraces dengan tangkapan skrin di Instagram, 小红书 (RED), Reddit, Facebook, X atau Threads — 30+ suka dapat Pro sebulan, 100+ suka dapat setahun, dan posting viral dapat Pro selamanya. Setiap posting disemak secara manual oleh pasukan kami; satu ganjaran setiap posting, maksimum 12 ganjaran kongsi setahun.</w:t>
       </w:r>
     </w:p>
     <w:p>
